--- a/Problems programming.docx
+++ b/Problems programming.docx
@@ -565,13 +565,7 @@
         <w:rPr>
           <w:lang w:val="en-GB"/>
         </w:rPr>
-        <w:t xml:space="preserve">Write a program to find the longest string in the array of strings e.g. </w:t>
-      </w:r>
-      <w:r>
-        <w:rPr>
-          <w:lang w:val="en-GB"/>
-        </w:rPr>
-        <w:t xml:space="preserve">for input </w:t>
+        <w:t xml:space="preserve">Write a program to find the longest string in the array of strings e.g. for input </w:t>
       </w:r>
       <w:proofErr w:type="gramStart"/>
       <w:r>
@@ -599,13 +593,7 @@
         <w:rPr>
           <w:lang w:val="en-GB"/>
         </w:rPr>
-        <w:t xml:space="preserve"> , output will be</w:t>
-      </w:r>
-      <w:r>
-        <w:rPr>
-          <w:lang w:val="en-GB"/>
-        </w:rPr>
-        <w:t xml:space="preserve"> “Program”</w:t>
+        <w:t xml:space="preserve"> , output will be “Program”</w:t>
       </w:r>
     </w:p>
     <w:p>
@@ -623,13 +611,7 @@
         <w:rPr>
           <w:lang w:val="en-GB"/>
         </w:rPr>
-        <w:t xml:space="preserve">Write a program to count all the strings that start with a capital letter in the given array </w:t>
-      </w:r>
-      <w:r>
-        <w:rPr>
-          <w:lang w:val="en-GB"/>
-        </w:rPr>
-        <w:t xml:space="preserve">e.g. for input </w:t>
+        <w:t xml:space="preserve">Write a program to count all the strings that start with a capital letter in the given array e.g. for input </w:t>
       </w:r>
       <w:proofErr w:type="gramStart"/>
       <w:r>
@@ -643,13 +625,7 @@
         <w:rPr>
           <w:lang w:val="en-GB"/>
         </w:rPr>
-        <w:t>Hello”, “Java”, “String”, “Program”, “main”}, output will be</w:t>
-      </w:r>
-      <w:r>
-        <w:rPr>
-          <w:lang w:val="en-GB"/>
-        </w:rPr>
-        <w:t xml:space="preserve"> 4</w:t>
+        <w:t>Hello”, “Java”, “String”, “Program”, “main”}, output will be 4</w:t>
       </w:r>
     </w:p>
     <w:p>
@@ -667,19 +643,7 @@
         <w:rPr>
           <w:lang w:val="en-GB"/>
         </w:rPr>
-        <w:t xml:space="preserve">Write a program to convert each word of given string with first letter capital. </w:t>
-      </w:r>
-      <w:r>
-        <w:rPr>
-          <w:lang w:val="en-GB"/>
-        </w:rPr>
-        <w:t xml:space="preserve">e.g. for input </w:t>
-      </w:r>
-      <w:r>
-        <w:rPr>
-          <w:lang w:val="en-GB"/>
-        </w:rPr>
-        <w:t xml:space="preserve">“This is string Manipulation”, output will be “This Is String Manipulation” </w:t>
+        <w:t xml:space="preserve">Write a program to convert each word of given string with first letter capital. e.g. for input “This is string Manipulation”, output will be “This Is String Manipulation” </w:t>
       </w:r>
     </w:p>
     <w:p>
@@ -888,19 +852,7 @@
         <w:rPr>
           <w:lang w:val="en-GB"/>
         </w:rPr>
-        <w:t xml:space="preserve">Read an integer n, then read n lines and count the lines with </w:t>
-      </w:r>
-      <w:r>
-        <w:rPr>
-          <w:lang w:val="en-GB"/>
-        </w:rPr>
-        <w:t>number of vowels and consonants equal in the line</w:t>
-      </w:r>
-      <w:r>
-        <w:rPr>
-          <w:lang w:val="en-GB"/>
-        </w:rPr>
-        <w:t>. For example, for input</w:t>
+        <w:t>Read an integer n, then read n lines and count the lines with number of vowels and consonants equal in the line. For example, for input</w:t>
       </w:r>
     </w:p>
     <w:p>
@@ -1012,15 +964,7 @@
           <w:bCs/>
           <w:lang w:val="en-GB"/>
         </w:rPr>
-        <w:t xml:space="preserve"> </w:t>
-      </w:r>
-      <w:r>
-        <w:rPr>
-          <w:b/>
-          <w:bCs/>
-          <w:lang w:val="en-GB"/>
-        </w:rPr>
-        <w:t xml:space="preserve">2 </w:t>
+        <w:t xml:space="preserve"> 2 </w:t>
       </w:r>
     </w:p>
     <w:p>
@@ -1056,19 +1000,7 @@
         <w:rPr>
           <w:lang w:val="en-GB"/>
         </w:rPr>
-        <w:t xml:space="preserve">Shift the first 2 chars of every element to the last of the string. </w:t>
-      </w:r>
-      <w:r>
-        <w:rPr>
-          <w:lang w:val="en-GB"/>
-        </w:rPr>
-        <w:t>Read an integer n, then read n lines and</w:t>
-      </w:r>
-      <w:r>
-        <w:rPr>
-          <w:lang w:val="en-GB"/>
-        </w:rPr>
-        <w:t xml:space="preserve"> print each string with shifted characters. </w:t>
+        <w:t xml:space="preserve">Shift the first 2 chars of every element to the last of the string. Read an integer n, then read n lines and print each string with shifted characters. </w:t>
       </w:r>
       <w:r>
         <w:rPr>
@@ -1327,19 +1259,7 @@
           <w:lang w:val="en-GB"/>
         </w:rPr>
         <w:lastRenderedPageBreak/>
-        <w:t xml:space="preserve">Write a program to shift all the vowels of the word to the start of the string. </w:t>
-      </w:r>
-      <w:r>
-        <w:rPr>
-          <w:lang w:val="en-GB"/>
-        </w:rPr>
-        <w:t>Read an integer n, then read n lines and print each string with</w:t>
-      </w:r>
-      <w:r>
-        <w:rPr>
-          <w:lang w:val="en-GB"/>
-        </w:rPr>
-        <w:t xml:space="preserve"> vowels shifted.</w:t>
+        <w:t>Write a program to shift all the vowels of the word to the start of the string. Read an integer n, then read n lines and print each string with vowels shifted.</w:t>
       </w:r>
       <w:r>
         <w:rPr>
@@ -1476,13 +1396,7 @@
         <w:rPr>
           <w:lang w:val="en-GB"/>
         </w:rPr>
-        <w:t>ui</w:t>
-      </w:r>
-      <w:r>
-        <w:rPr>
-          <w:lang w:val="en-GB"/>
-        </w:rPr>
-        <w:t>Smt</w:t>
+        <w:t>uiSmt</w:t>
       </w:r>
       <w:proofErr w:type="spellEnd"/>
     </w:p>
@@ -1512,13 +1426,7 @@
         <w:rPr>
           <w:lang w:val="en-GB"/>
         </w:rPr>
-        <w:t>aa</w:t>
-      </w:r>
-      <w:r>
-        <w:rPr>
-          <w:lang w:val="en-GB"/>
-        </w:rPr>
-        <w:t>Jv</w:t>
+        <w:t>aaJv</w:t>
       </w:r>
       <w:proofErr w:type="spellEnd"/>
     </w:p>
@@ -1534,13 +1442,7 @@
         <w:rPr>
           <w:lang w:val="en-GB"/>
         </w:rPr>
-        <w:t>o</w:t>
-      </w:r>
-      <w:r>
-        <w:rPr>
-          <w:lang w:val="en-GB"/>
-        </w:rPr>
-        <w:t>G</w:t>
+        <w:t>oG</w:t>
       </w:r>
       <w:proofErr w:type="spellEnd"/>
     </w:p>
@@ -1556,13 +1458,7 @@
         <w:rPr>
           <w:lang w:val="en-GB"/>
         </w:rPr>
-        <w:t>i</w:t>
-      </w:r>
-      <w:r>
-        <w:rPr>
-          <w:lang w:val="en-GB"/>
-        </w:rPr>
-        <w:t>Fnd</w:t>
+        <w:t>iFnd</w:t>
       </w:r>
       <w:proofErr w:type="spellEnd"/>
       <w:r>
@@ -1584,13 +1480,7 @@
         <w:rPr>
           <w:lang w:val="en-GB"/>
         </w:rPr>
-        <w:t>o</w:t>
-      </w:r>
-      <w:r>
-        <w:rPr>
-          <w:lang w:val="en-GB"/>
-        </w:rPr>
-        <w:t>Strng</w:t>
+        <w:t>oStrng</w:t>
       </w:r>
       <w:proofErr w:type="spellEnd"/>
     </w:p>
@@ -1783,6 +1673,1844 @@
     <w:p>
       <w:pPr>
         <w:pStyle w:val="ListParagraph"/>
+        <w:rPr>
+          <w:lang w:val="en-GB"/>
+        </w:rPr>
+      </w:pPr>
+    </w:p>
+    <w:p>
+      <w:pPr>
+        <w:pStyle w:val="ListParagraph"/>
+        <w:rPr>
+          <w:b/>
+          <w:bCs/>
+          <w:sz w:val="28"/>
+          <w:szCs w:val="28"/>
+          <w:lang w:val="en-GB"/>
+        </w:rPr>
+      </w:pPr>
+      <w:r>
+        <w:rPr>
+          <w:b/>
+          <w:bCs/>
+          <w:sz w:val="28"/>
+          <w:szCs w:val="28"/>
+          <w:lang w:val="en-GB"/>
+        </w:rPr>
+        <w:t xml:space="preserve">Inheritance </w:t>
+      </w:r>
+      <w:proofErr w:type="gramStart"/>
+      <w:r>
+        <w:rPr>
+          <w:b/>
+          <w:bCs/>
+          <w:sz w:val="28"/>
+          <w:szCs w:val="28"/>
+          <w:lang w:val="en-GB"/>
+        </w:rPr>
+        <w:t>Questions :</w:t>
+      </w:r>
+      <w:proofErr w:type="gramEnd"/>
+    </w:p>
+    <w:p>
+      <w:pPr>
+        <w:pStyle w:val="ListParagraph"/>
+        <w:rPr>
+          <w:lang w:val="en-GB"/>
+        </w:rPr>
+      </w:pPr>
+    </w:p>
+    <w:p>
+      <w:pPr>
+        <w:pStyle w:val="ListParagraph"/>
+        <w:numPr>
+          <w:ilvl w:val="0"/>
+          <w:numId w:val="1"/>
+        </w:numPr>
+        <w:rPr>
+          <w:lang w:val="en-GB"/>
+        </w:rPr>
+      </w:pPr>
+      <w:r>
+        <w:rPr>
+          <w:lang w:val="en-GB"/>
+        </w:rPr>
+        <w:t xml:space="preserve">Write a program to create a class Gun with data </w:t>
+      </w:r>
+      <w:proofErr w:type="gramStart"/>
+      <w:r>
+        <w:rPr>
+          <w:lang w:val="en-GB"/>
+        </w:rPr>
+        <w:t>members :</w:t>
+      </w:r>
+      <w:proofErr w:type="gramEnd"/>
+      <w:r>
+        <w:rPr>
+          <w:lang w:val="en-GB"/>
+        </w:rPr>
+        <w:t xml:space="preserve"> </w:t>
+      </w:r>
+      <w:proofErr w:type="spellStart"/>
+      <w:r>
+        <w:rPr>
+          <w:lang w:val="en-GB"/>
+        </w:rPr>
+        <w:t>bulletRange</w:t>
+      </w:r>
+      <w:proofErr w:type="spellEnd"/>
+      <w:r>
+        <w:rPr>
+          <w:lang w:val="en-GB"/>
+        </w:rPr>
+        <w:t xml:space="preserve">, </w:t>
+      </w:r>
+      <w:proofErr w:type="spellStart"/>
+      <w:r>
+        <w:rPr>
+          <w:lang w:val="en-GB"/>
+        </w:rPr>
+        <w:t>bulletsPerMinute</w:t>
+      </w:r>
+      <w:proofErr w:type="spellEnd"/>
+      <w:r>
+        <w:rPr>
+          <w:lang w:val="en-GB"/>
+        </w:rPr>
+        <w:t xml:space="preserve">, type. </w:t>
+      </w:r>
+      <w:r>
+        <w:rPr>
+          <w:lang w:val="en-GB"/>
+        </w:rPr>
+        <w:t xml:space="preserve">Create a constructor with 3 arguments. </w:t>
+      </w:r>
+      <w:r>
+        <w:rPr>
+          <w:lang w:val="en-GB"/>
+        </w:rPr>
+        <w:t xml:space="preserve">Create a subclass </w:t>
+      </w:r>
+      <w:proofErr w:type="spellStart"/>
+      <w:r>
+        <w:rPr>
+          <w:lang w:val="en-GB"/>
+        </w:rPr>
+        <w:t>SLRGun</w:t>
+      </w:r>
+      <w:proofErr w:type="spellEnd"/>
+      <w:r>
+        <w:rPr>
+          <w:lang w:val="en-GB"/>
+        </w:rPr>
+        <w:t xml:space="preserve"> with additional data member</w:t>
+      </w:r>
+      <w:r>
+        <w:rPr>
+          <w:lang w:val="en-GB"/>
+        </w:rPr>
+        <w:t xml:space="preserve"> </w:t>
+      </w:r>
+      <w:proofErr w:type="spellStart"/>
+      <w:r>
+        <w:rPr>
+          <w:lang w:val="en-GB"/>
+        </w:rPr>
+        <w:t>impactPowerDistance</w:t>
+      </w:r>
+      <w:proofErr w:type="spellEnd"/>
+      <w:r>
+        <w:rPr>
+          <w:lang w:val="en-GB"/>
+        </w:rPr>
+        <w:t>. Create a constructor for this class with 4 arguments. In main, create objects of each class and print the objects. For printing, override “</w:t>
+      </w:r>
+      <w:proofErr w:type="spellStart"/>
+      <w:proofErr w:type="gramStart"/>
+      <w:r>
+        <w:rPr>
+          <w:lang w:val="en-GB"/>
+        </w:rPr>
+        <w:t>toString</w:t>
+      </w:r>
+      <w:proofErr w:type="spellEnd"/>
+      <w:r>
+        <w:rPr>
+          <w:lang w:val="en-GB"/>
+        </w:rPr>
+        <w:t>(</w:t>
+      </w:r>
+      <w:proofErr w:type="gramEnd"/>
+      <w:r>
+        <w:rPr>
+          <w:lang w:val="en-GB"/>
+        </w:rPr>
+        <w:t>)” method in both the classes.</w:t>
+      </w:r>
+    </w:p>
+    <w:p>
+      <w:pPr>
+        <w:pStyle w:val="ListParagraph"/>
+        <w:numPr>
+          <w:ilvl w:val="0"/>
+          <w:numId w:val="1"/>
+        </w:numPr>
+      </w:pPr>
+    </w:p>
+    <w:p>
+      <w:pPr>
+        <w:pStyle w:val="ListParagraph"/>
+        <w:numPr>
+          <w:ilvl w:val="0"/>
+          <w:numId w:val="3"/>
+        </w:numPr>
+      </w:pPr>
+      <w:r>
+        <w:rPr>
+          <w:lang w:val="en-US"/>
+        </w:rPr>
+        <w:t xml:space="preserve">Create a class Account with data members </w:t>
+      </w:r>
+      <w:proofErr w:type="spellStart"/>
+      <w:r>
+        <w:rPr>
+          <w:lang w:val="en-US"/>
+        </w:rPr>
+        <w:t>acno</w:t>
+      </w:r>
+      <w:proofErr w:type="spellEnd"/>
+      <w:r>
+        <w:rPr>
+          <w:lang w:val="en-US"/>
+        </w:rPr>
+        <w:t xml:space="preserve">, balance, </w:t>
+      </w:r>
+      <w:proofErr w:type="spellStart"/>
+      <w:r>
+        <w:rPr>
+          <w:lang w:val="en-US"/>
+        </w:rPr>
+        <w:t>custid</w:t>
+      </w:r>
+      <w:proofErr w:type="spellEnd"/>
+      <w:r>
+        <w:rPr>
+          <w:lang w:val="en-US"/>
+        </w:rPr>
+        <w:t xml:space="preserve">, </w:t>
+      </w:r>
+      <w:proofErr w:type="spellStart"/>
+      <w:r>
+        <w:rPr>
+          <w:lang w:val="en-US"/>
+        </w:rPr>
+        <w:t>ifsc</w:t>
+      </w:r>
+      <w:proofErr w:type="spellEnd"/>
+      <w:r>
+        <w:rPr>
+          <w:lang w:val="en-US"/>
+        </w:rPr>
+        <w:t xml:space="preserve">, </w:t>
+      </w:r>
+      <w:proofErr w:type="spellStart"/>
+      <w:r>
+        <w:rPr>
+          <w:lang w:val="en-US"/>
+        </w:rPr>
+        <w:t>dateOpening</w:t>
+      </w:r>
+      <w:proofErr w:type="spellEnd"/>
+      <w:r>
+        <w:rPr>
+          <w:lang w:val="en-US"/>
+        </w:rPr>
+        <w:t xml:space="preserve"> and methods </w:t>
+      </w:r>
+      <w:proofErr w:type="gramStart"/>
+      <w:r>
+        <w:rPr>
+          <w:lang w:val="en-US"/>
+        </w:rPr>
+        <w:t>withdraw(</w:t>
+      </w:r>
+      <w:proofErr w:type="gramEnd"/>
+      <w:r>
+        <w:rPr>
+          <w:lang w:val="en-US"/>
+        </w:rPr>
+        <w:t xml:space="preserve">) (returns withdrawn amount if enough balance else 0) and </w:t>
+      </w:r>
+      <w:proofErr w:type="gramStart"/>
+      <w:r>
+        <w:rPr>
+          <w:lang w:val="en-US"/>
+        </w:rPr>
+        <w:t>deposit(</w:t>
+      </w:r>
+      <w:proofErr w:type="gramEnd"/>
+      <w:r>
+        <w:rPr>
+          <w:lang w:val="en-US"/>
+        </w:rPr>
+        <w:t>).</w:t>
+      </w:r>
+    </w:p>
+    <w:p>
+      <w:pPr>
+        <w:pStyle w:val="ListParagraph"/>
+      </w:pPr>
+    </w:p>
+    <w:p>
+      <w:pPr>
+        <w:pStyle w:val="ListParagraph"/>
+        <w:numPr>
+          <w:ilvl w:val="0"/>
+          <w:numId w:val="3"/>
+        </w:numPr>
+      </w:pPr>
+      <w:r>
+        <w:rPr>
+          <w:lang w:val="en-US"/>
+        </w:rPr>
+        <w:t xml:space="preserve">Create a </w:t>
+      </w:r>
+      <w:proofErr w:type="gramStart"/>
+      <w:r>
+        <w:rPr>
+          <w:lang w:val="en-US"/>
+        </w:rPr>
+        <w:t>subclass :</w:t>
+      </w:r>
+      <w:proofErr w:type="gramEnd"/>
+      <w:r>
+        <w:rPr>
+          <w:lang w:val="en-US"/>
+        </w:rPr>
+        <w:t xml:space="preserve"> </w:t>
+      </w:r>
+      <w:proofErr w:type="spellStart"/>
+      <w:r>
+        <w:rPr>
+          <w:lang w:val="en-US"/>
+        </w:rPr>
+        <w:t>SavingAc</w:t>
+      </w:r>
+      <w:proofErr w:type="spellEnd"/>
+      <w:r>
+        <w:rPr>
+          <w:lang w:val="en-US"/>
+        </w:rPr>
+        <w:t xml:space="preserve"> and add </w:t>
+      </w:r>
+      <w:proofErr w:type="spellStart"/>
+      <w:r>
+        <w:rPr>
+          <w:lang w:val="en-US"/>
+        </w:rPr>
+        <w:t>debitCard</w:t>
+      </w:r>
+      <w:proofErr w:type="spellEnd"/>
+      <w:r>
+        <w:rPr>
+          <w:lang w:val="en-US"/>
+        </w:rPr>
+        <w:t xml:space="preserve"> and </w:t>
+      </w:r>
+      <w:proofErr w:type="spellStart"/>
+      <w:r>
+        <w:rPr>
+          <w:lang w:val="en-US"/>
+        </w:rPr>
+        <w:t>chequeNumbers</w:t>
+      </w:r>
+      <w:proofErr w:type="spellEnd"/>
+      <w:r>
+        <w:rPr>
+          <w:lang w:val="en-US"/>
+        </w:rPr>
+        <w:t xml:space="preserve"> (</w:t>
+      </w:r>
+      <w:proofErr w:type="gramStart"/>
+      <w:r>
+        <w:rPr>
+          <w:lang w:val="en-US"/>
+        </w:rPr>
+        <w:t>int[</w:t>
+      </w:r>
+      <w:proofErr w:type="gramEnd"/>
+      <w:r>
+        <w:rPr>
+          <w:lang w:val="en-US"/>
+        </w:rPr>
+        <w:t>]).</w:t>
+      </w:r>
+    </w:p>
+    <w:p>
+      <w:pPr>
+        <w:pStyle w:val="ListParagraph"/>
+        <w:numPr>
+          <w:ilvl w:val="0"/>
+          <w:numId w:val="3"/>
+        </w:numPr>
+      </w:pPr>
+      <w:r>
+        <w:rPr>
+          <w:lang w:val="en-US"/>
+        </w:rPr>
+        <w:t xml:space="preserve">Create another subclass </w:t>
+      </w:r>
+      <w:proofErr w:type="spellStart"/>
+      <w:r>
+        <w:rPr>
+          <w:lang w:val="en-US"/>
+        </w:rPr>
+        <w:t>FDAc</w:t>
+      </w:r>
+      <w:proofErr w:type="spellEnd"/>
+      <w:r>
+        <w:rPr>
+          <w:lang w:val="en-US"/>
+        </w:rPr>
+        <w:t xml:space="preserve"> that adds </w:t>
+      </w:r>
+      <w:proofErr w:type="spellStart"/>
+      <w:r>
+        <w:rPr>
+          <w:lang w:val="en-US"/>
+        </w:rPr>
+        <w:t>initialAmount</w:t>
+      </w:r>
+      <w:proofErr w:type="spellEnd"/>
+      <w:r>
+        <w:rPr>
+          <w:lang w:val="en-US"/>
+        </w:rPr>
+        <w:t xml:space="preserve">, </w:t>
+      </w:r>
+      <w:proofErr w:type="spellStart"/>
+      <w:r>
+        <w:rPr>
+          <w:lang w:val="en-US"/>
+        </w:rPr>
+        <w:t>maturityAmount</w:t>
+      </w:r>
+      <w:proofErr w:type="spellEnd"/>
+      <w:r>
+        <w:rPr>
+          <w:lang w:val="en-US"/>
+        </w:rPr>
+        <w:t xml:space="preserve"> and </w:t>
+      </w:r>
+      <w:proofErr w:type="spellStart"/>
+      <w:r>
+        <w:rPr>
+          <w:lang w:val="en-US"/>
+        </w:rPr>
+        <w:t>dateOfMaturity</w:t>
+      </w:r>
+      <w:proofErr w:type="spellEnd"/>
+      <w:r>
+        <w:rPr>
+          <w:lang w:val="en-US"/>
+        </w:rPr>
+        <w:t xml:space="preserve"> and </w:t>
+      </w:r>
+      <w:proofErr w:type="spellStart"/>
+      <w:r>
+        <w:rPr>
+          <w:lang w:val="en-US"/>
+        </w:rPr>
+        <w:t>interestRate</w:t>
+      </w:r>
+      <w:proofErr w:type="spellEnd"/>
+      <w:r>
+        <w:rPr>
+          <w:lang w:val="en-US"/>
+        </w:rPr>
+        <w:t xml:space="preserve">. Override </w:t>
+      </w:r>
+      <w:proofErr w:type="gramStart"/>
+      <w:r>
+        <w:rPr>
+          <w:lang w:val="en-US"/>
+        </w:rPr>
+        <w:t>withdraw(</w:t>
+      </w:r>
+      <w:proofErr w:type="gramEnd"/>
+      <w:r>
+        <w:rPr>
+          <w:lang w:val="en-US"/>
+        </w:rPr>
+        <w:t>) that adds the interest at said rate if today date is greater than maturity date else at (rate -</w:t>
+      </w:r>
+      <w:proofErr w:type="gramStart"/>
+      <w:r>
+        <w:rPr>
+          <w:lang w:val="en-US"/>
+        </w:rPr>
+        <w:t>1)%</w:t>
+      </w:r>
+      <w:proofErr w:type="gramEnd"/>
+      <w:r>
+        <w:rPr>
+          <w:lang w:val="en-US"/>
+        </w:rPr>
+        <w:t xml:space="preserve"> for the period and makes the balance 0 and returns the withdrawn amount. Override </w:t>
+      </w:r>
+      <w:proofErr w:type="gramStart"/>
+      <w:r>
+        <w:rPr>
+          <w:lang w:val="en-US"/>
+        </w:rPr>
+        <w:t>deposit(</w:t>
+      </w:r>
+      <w:proofErr w:type="gramEnd"/>
+      <w:r>
+        <w:rPr>
+          <w:lang w:val="en-US"/>
+        </w:rPr>
+        <w:t>) to disallow the operation.</w:t>
+      </w:r>
+    </w:p>
+    <w:p>
+      <w:pPr>
+        <w:pStyle w:val="ListParagraph"/>
+        <w:numPr>
+          <w:ilvl w:val="0"/>
+          <w:numId w:val="3"/>
+        </w:numPr>
+      </w:pPr>
+      <w:r>
+        <w:rPr>
+          <w:lang w:val="en-US"/>
+        </w:rPr>
+        <w:t xml:space="preserve">Create an array of account. Populate it with 4 objects (2 </w:t>
+      </w:r>
+      <w:proofErr w:type="spellStart"/>
+      <w:r>
+        <w:rPr>
+          <w:lang w:val="en-US"/>
+        </w:rPr>
+        <w:t>SavingAc</w:t>
+      </w:r>
+      <w:proofErr w:type="spellEnd"/>
+      <w:r>
+        <w:rPr>
+          <w:lang w:val="en-US"/>
+        </w:rPr>
+        <w:t xml:space="preserve">, and 2 </w:t>
+      </w:r>
+      <w:proofErr w:type="spellStart"/>
+      <w:r>
+        <w:rPr>
+          <w:lang w:val="en-US"/>
+        </w:rPr>
+        <w:t>FDAc</w:t>
+      </w:r>
+      <w:proofErr w:type="spellEnd"/>
+      <w:r>
+        <w:rPr>
+          <w:lang w:val="en-US"/>
+        </w:rPr>
+        <w:t xml:space="preserve">) then call </w:t>
+      </w:r>
+      <w:proofErr w:type="gramStart"/>
+      <w:r>
+        <w:rPr>
+          <w:lang w:val="en-US"/>
+        </w:rPr>
+        <w:t>deposit(</w:t>
+      </w:r>
+      <w:proofErr w:type="gramEnd"/>
+      <w:r>
+        <w:rPr>
+          <w:lang w:val="en-US"/>
+        </w:rPr>
+        <w:t xml:space="preserve">) for each and withdraw for each. </w:t>
+      </w:r>
+    </w:p>
+    <w:p>
+      <w:pPr>
+        <w:pStyle w:val="ListParagraph"/>
+        <w:numPr>
+          <w:ilvl w:val="0"/>
+          <w:numId w:val="1"/>
+        </w:numPr>
+        <w:rPr>
+          <w:lang w:val="en-GB"/>
+        </w:rPr>
+      </w:pPr>
+      <w:r>
+        <w:rPr>
+          <w:lang w:val="en-GB"/>
+        </w:rPr>
+        <w:t xml:space="preserve">Creae a class Point with 2 data members double x and double y. Write the method </w:t>
+      </w:r>
+      <w:proofErr w:type="spellStart"/>
+      <w:proofErr w:type="gramStart"/>
+      <w:r>
+        <w:rPr>
+          <w:lang w:val="en-GB"/>
+        </w:rPr>
+        <w:t>toString</w:t>
+      </w:r>
+      <w:proofErr w:type="spellEnd"/>
+      <w:r>
+        <w:rPr>
+          <w:lang w:val="en-GB"/>
+        </w:rPr>
+        <w:t>(</w:t>
+      </w:r>
+      <w:proofErr w:type="gramEnd"/>
+      <w:r>
+        <w:rPr>
+          <w:lang w:val="en-GB"/>
+        </w:rPr>
+        <w:t xml:space="preserve">), </w:t>
+      </w:r>
+      <w:proofErr w:type="gramStart"/>
+      <w:r>
+        <w:rPr>
+          <w:lang w:val="en-GB"/>
+        </w:rPr>
+        <w:t>distance(</w:t>
+      </w:r>
+      <w:proofErr w:type="gramEnd"/>
+      <w:r>
+        <w:rPr>
+          <w:lang w:val="en-GB"/>
+        </w:rPr>
+        <w:t>) that returns the distance from origin. Extend this class to create a new class “Point3d” that adds 3</w:t>
+      </w:r>
+      <w:r>
+        <w:rPr>
+          <w:vertAlign w:val="superscript"/>
+          <w:lang w:val="en-GB"/>
+        </w:rPr>
+        <w:t>rd</w:t>
+      </w:r>
+      <w:r>
+        <w:rPr>
+          <w:lang w:val="en-GB"/>
+        </w:rPr>
+        <w:t xml:space="preserve"> dimension z. Override the methods </w:t>
+      </w:r>
+      <w:proofErr w:type="spellStart"/>
+      <w:proofErr w:type="gramStart"/>
+      <w:r>
+        <w:rPr>
+          <w:lang w:val="en-GB"/>
+        </w:rPr>
+        <w:t>toString</w:t>
+      </w:r>
+      <w:proofErr w:type="spellEnd"/>
+      <w:r>
+        <w:rPr>
+          <w:lang w:val="en-GB"/>
+        </w:rPr>
+        <w:t>(</w:t>
+      </w:r>
+      <w:proofErr w:type="gramEnd"/>
+      <w:r>
+        <w:rPr>
+          <w:lang w:val="en-GB"/>
+        </w:rPr>
+        <w:t xml:space="preserve">) and </w:t>
+      </w:r>
+      <w:proofErr w:type="gramStart"/>
+      <w:r>
+        <w:rPr>
+          <w:lang w:val="en-GB"/>
+        </w:rPr>
+        <w:t>distance(</w:t>
+      </w:r>
+      <w:proofErr w:type="gramEnd"/>
+      <w:r>
+        <w:rPr>
+          <w:lang w:val="en-GB"/>
+        </w:rPr>
+        <w:t xml:space="preserve">). Call these methods using super class reference in main. </w:t>
+      </w:r>
+    </w:p>
+    <w:p>
+      <w:pPr>
+        <w:pStyle w:val="ListParagraph"/>
+        <w:numPr>
+          <w:ilvl w:val="0"/>
+          <w:numId w:val="1"/>
+        </w:numPr>
+        <w:jc w:val="both"/>
+        <w:rPr>
+          <w:lang w:val="en-GB"/>
+        </w:rPr>
+      </w:pPr>
+      <w:r>
+        <w:rPr>
+          <w:lang w:val="en-GB"/>
+        </w:rPr>
+        <w:t xml:space="preserve">Create an abstract class </w:t>
+      </w:r>
+      <w:proofErr w:type="spellStart"/>
+      <w:r>
+        <w:rPr>
+          <w:lang w:val="en-GB"/>
+        </w:rPr>
+        <w:t>LibraryMember</w:t>
+      </w:r>
+      <w:proofErr w:type="spellEnd"/>
+      <w:r>
+        <w:rPr>
+          <w:lang w:val="en-GB"/>
+        </w:rPr>
+        <w:t xml:space="preserve"> with data members id, name and phone</w:t>
+      </w:r>
+      <w:r>
+        <w:rPr>
+          <w:lang w:val="en-GB"/>
+        </w:rPr>
+        <w:t xml:space="preserve">. </w:t>
+      </w:r>
+      <w:r>
+        <w:rPr>
+          <w:lang w:val="en-GB"/>
+        </w:rPr>
+        <w:t>Write getter and setter methods for the class. Add an abstract method “</w:t>
+      </w:r>
+      <w:proofErr w:type="spellStart"/>
+      <w:proofErr w:type="gramStart"/>
+      <w:r>
+        <w:rPr>
+          <w:lang w:val="en-GB"/>
+        </w:rPr>
+        <w:t>numberOfDays</w:t>
+      </w:r>
+      <w:proofErr w:type="spellEnd"/>
+      <w:r>
+        <w:rPr>
+          <w:lang w:val="en-GB"/>
+        </w:rPr>
+        <w:t>(</w:t>
+      </w:r>
+      <w:proofErr w:type="gramEnd"/>
+      <w:r>
+        <w:rPr>
+          <w:lang w:val="en-GB"/>
+        </w:rPr>
+        <w:t xml:space="preserve">)” that returns the number of days a member is issued a book for. </w:t>
+      </w:r>
+      <w:r>
+        <w:rPr>
+          <w:lang w:val="en-GB"/>
+        </w:rPr>
+        <w:t xml:space="preserve">Use a static member to allocate new member id to each new member added. Write </w:t>
+      </w:r>
+      <w:proofErr w:type="spellStart"/>
+      <w:proofErr w:type="gramStart"/>
+      <w:r>
+        <w:rPr>
+          <w:lang w:val="en-GB"/>
+        </w:rPr>
+        <w:t>toString</w:t>
+      </w:r>
+      <w:proofErr w:type="spellEnd"/>
+      <w:r>
+        <w:rPr>
+          <w:lang w:val="en-GB"/>
+        </w:rPr>
+        <w:t>(</w:t>
+      </w:r>
+      <w:proofErr w:type="gramEnd"/>
+      <w:r>
+        <w:rPr>
+          <w:lang w:val="en-GB"/>
+        </w:rPr>
+        <w:t xml:space="preserve">) method to return the details of object as a string. Extend this class to create 2 new </w:t>
+      </w:r>
+      <w:proofErr w:type="gramStart"/>
+      <w:r>
+        <w:rPr>
+          <w:lang w:val="en-GB"/>
+        </w:rPr>
+        <w:t>classes :</w:t>
+      </w:r>
+      <w:proofErr w:type="gramEnd"/>
+      <w:r>
+        <w:rPr>
+          <w:lang w:val="en-GB"/>
+        </w:rPr>
+        <w:t xml:space="preserve"> Student and Faculty. Override the method “</w:t>
+      </w:r>
+      <w:proofErr w:type="spellStart"/>
+      <w:proofErr w:type="gramStart"/>
+      <w:r>
+        <w:rPr>
+          <w:lang w:val="en-GB"/>
+        </w:rPr>
+        <w:t>toString</w:t>
+      </w:r>
+      <w:proofErr w:type="spellEnd"/>
+      <w:r>
+        <w:rPr>
+          <w:lang w:val="en-GB"/>
+        </w:rPr>
+        <w:t>(</w:t>
+      </w:r>
+      <w:proofErr w:type="gramEnd"/>
+      <w:r>
+        <w:rPr>
+          <w:lang w:val="en-GB"/>
+        </w:rPr>
+        <w:t xml:space="preserve">)” in both the classes. In main, create objects </w:t>
+      </w:r>
+      <w:r>
+        <w:rPr>
+          <w:lang w:val="en-GB"/>
+        </w:rPr>
+        <w:t xml:space="preserve">of Student and Faculty and print them. </w:t>
+      </w:r>
+    </w:p>
+    <w:p>
+      <w:pPr>
+        <w:pStyle w:val="ListParagraph"/>
+        <w:numPr>
+          <w:ilvl w:val="0"/>
+          <w:numId w:val="1"/>
+        </w:numPr>
+        <w:spacing w:after="0"/>
+        <w:rPr>
+          <w:lang w:val="en-GB"/>
+        </w:rPr>
+      </w:pPr>
+      <w:r>
+        <w:rPr>
+          <w:lang w:val="en-GB"/>
+        </w:rPr>
+        <w:t xml:space="preserve">Read n, then n names and city names. Then read the city in which the persons living are to be named. </w:t>
+      </w:r>
+    </w:p>
+    <w:p>
+      <w:pPr>
+        <w:spacing w:after="0"/>
+        <w:rPr>
+          <w:b/>
+          <w:bCs/>
+          <w:lang w:val="en-GB"/>
+        </w:rPr>
+      </w:pPr>
+      <w:r>
+        <w:rPr>
+          <w:b/>
+          <w:bCs/>
+          <w:lang w:val="en-GB"/>
+        </w:rPr>
+        <w:t>Input:</w:t>
+      </w:r>
+    </w:p>
+    <w:p>
+      <w:pPr>
+        <w:spacing w:after="0" w:line="240" w:lineRule="auto"/>
+        <w:rPr>
+          <w:lang w:val="en-GB"/>
+        </w:rPr>
+      </w:pPr>
+      <w:r>
+        <w:rPr>
+          <w:lang w:val="en-GB"/>
+        </w:rPr>
+        <w:t>5</w:t>
+      </w:r>
+    </w:p>
+    <w:p>
+      <w:pPr>
+        <w:spacing w:after="0" w:line="240" w:lineRule="auto"/>
+        <w:rPr>
+          <w:lang w:val="en-GB"/>
+        </w:rPr>
+      </w:pPr>
+      <w:r>
+        <w:rPr>
+          <w:lang w:val="en-GB"/>
+        </w:rPr>
+        <w:t>Sachin</w:t>
+      </w:r>
+    </w:p>
+    <w:p>
+      <w:pPr>
+        <w:spacing w:after="0" w:line="240" w:lineRule="auto"/>
+        <w:rPr>
+          <w:lang w:val="en-GB"/>
+        </w:rPr>
+      </w:pPr>
+      <w:r>
+        <w:rPr>
+          <w:lang w:val="en-GB"/>
+        </w:rPr>
+        <w:t>Delhi</w:t>
+      </w:r>
+    </w:p>
+    <w:p>
+      <w:pPr>
+        <w:spacing w:after="0" w:line="240" w:lineRule="auto"/>
+        <w:rPr>
+          <w:lang w:val="en-GB"/>
+        </w:rPr>
+      </w:pPr>
+      <w:r>
+        <w:rPr>
+          <w:lang w:val="en-GB"/>
+        </w:rPr>
+        <w:t>Rajan</w:t>
+      </w:r>
+    </w:p>
+    <w:p>
+      <w:pPr>
+        <w:spacing w:after="0" w:line="240" w:lineRule="auto"/>
+        <w:rPr>
+          <w:lang w:val="en-GB"/>
+        </w:rPr>
+      </w:pPr>
+      <w:r>
+        <w:rPr>
+          <w:lang w:val="en-GB"/>
+        </w:rPr>
+        <w:t>Chandigarh</w:t>
+      </w:r>
+    </w:p>
+    <w:p>
+      <w:pPr>
+        <w:spacing w:after="0" w:line="240" w:lineRule="auto"/>
+        <w:rPr>
+          <w:lang w:val="en-GB"/>
+        </w:rPr>
+      </w:pPr>
+      <w:r>
+        <w:rPr>
+          <w:lang w:val="en-GB"/>
+        </w:rPr>
+        <w:t>Rishita</w:t>
+      </w:r>
+    </w:p>
+    <w:p>
+      <w:pPr>
+        <w:spacing w:after="0" w:line="240" w:lineRule="auto"/>
+        <w:rPr>
+          <w:lang w:val="en-GB"/>
+        </w:rPr>
+      </w:pPr>
+      <w:r>
+        <w:rPr>
+          <w:lang w:val="en-GB"/>
+        </w:rPr>
+        <w:t xml:space="preserve">Mandi </w:t>
+      </w:r>
+      <w:proofErr w:type="spellStart"/>
+      <w:r>
+        <w:rPr>
+          <w:lang w:val="en-GB"/>
+        </w:rPr>
+        <w:t>Gobindgarh</w:t>
+      </w:r>
+      <w:proofErr w:type="spellEnd"/>
+    </w:p>
+    <w:p>
+      <w:pPr>
+        <w:spacing w:after="0" w:line="240" w:lineRule="auto"/>
+        <w:rPr>
+          <w:lang w:val="en-GB"/>
+        </w:rPr>
+      </w:pPr>
+      <w:r>
+        <w:rPr>
+          <w:lang w:val="en-GB"/>
+        </w:rPr>
+        <w:t>Geeta</w:t>
+      </w:r>
+    </w:p>
+    <w:p>
+      <w:pPr>
+        <w:spacing w:after="0" w:line="240" w:lineRule="auto"/>
+        <w:rPr>
+          <w:lang w:val="en-GB"/>
+        </w:rPr>
+      </w:pPr>
+      <w:r>
+        <w:rPr>
+          <w:lang w:val="en-GB"/>
+        </w:rPr>
+        <w:t>Delhi</w:t>
+      </w:r>
+    </w:p>
+    <w:p>
+      <w:pPr>
+        <w:spacing w:after="0" w:line="240" w:lineRule="auto"/>
+        <w:rPr>
+          <w:lang w:val="en-GB"/>
+        </w:rPr>
+      </w:pPr>
+      <w:r>
+        <w:rPr>
+          <w:lang w:val="en-GB"/>
+        </w:rPr>
+        <w:t>Harshit</w:t>
+      </w:r>
+    </w:p>
+    <w:p>
+      <w:pPr>
+        <w:spacing w:after="0" w:line="240" w:lineRule="auto"/>
+        <w:rPr>
+          <w:lang w:val="en-GB"/>
+        </w:rPr>
+      </w:pPr>
+      <w:r>
+        <w:rPr>
+          <w:lang w:val="en-GB"/>
+        </w:rPr>
+        <w:t>Delhi</w:t>
+      </w:r>
+    </w:p>
+    <w:p>
+      <w:pPr>
+        <w:spacing w:after="0" w:line="240" w:lineRule="auto"/>
+        <w:rPr>
+          <w:lang w:val="en-GB"/>
+        </w:rPr>
+      </w:pPr>
+      <w:r>
+        <w:rPr>
+          <w:lang w:val="en-GB"/>
+        </w:rPr>
+        <w:t>Delhi</w:t>
+      </w:r>
+    </w:p>
+    <w:p>
+      <w:pPr>
+        <w:spacing w:after="0" w:line="240" w:lineRule="auto"/>
+        <w:rPr>
+          <w:b/>
+          <w:bCs/>
+          <w:lang w:val="en-GB"/>
+        </w:rPr>
+      </w:pPr>
+      <w:r>
+        <w:rPr>
+          <w:b/>
+          <w:bCs/>
+          <w:lang w:val="en-GB"/>
+        </w:rPr>
+        <w:t>Output:</w:t>
+      </w:r>
+    </w:p>
+    <w:p>
+      <w:pPr>
+        <w:spacing w:after="0" w:line="240" w:lineRule="auto"/>
+        <w:rPr>
+          <w:lang w:val="en-GB"/>
+        </w:rPr>
+      </w:pPr>
+      <w:r>
+        <w:rPr>
+          <w:lang w:val="en-GB"/>
+        </w:rPr>
+        <w:t>Sachin, Geeta, Harshit</w:t>
+      </w:r>
+    </w:p>
+    <w:p>
+      <w:pPr>
+        <w:spacing w:after="0"/>
+        <w:rPr>
+          <w:lang w:val="en-GB"/>
+        </w:rPr>
+      </w:pPr>
+    </w:p>
+    <w:p>
+      <w:pPr>
+        <w:pStyle w:val="ListParagraph"/>
+        <w:numPr>
+          <w:ilvl w:val="0"/>
+          <w:numId w:val="1"/>
+        </w:numPr>
+        <w:spacing w:after="0"/>
+        <w:rPr>
+          <w:lang w:val="en-GB"/>
+        </w:rPr>
+      </w:pPr>
+      <w:r>
+        <w:rPr>
+          <w:lang w:val="en-GB"/>
+        </w:rPr>
+        <w:t>Replace each character a by b and b by a, where values of characters are given after the string in next line.</w:t>
+      </w:r>
+    </w:p>
+    <w:p>
+      <w:pPr>
+        <w:spacing w:after="0"/>
+        <w:rPr>
+          <w:b/>
+          <w:bCs/>
+          <w:lang w:val="en-GB"/>
+        </w:rPr>
+      </w:pPr>
+      <w:r>
+        <w:rPr>
+          <w:b/>
+          <w:bCs/>
+          <w:lang w:val="en-GB"/>
+        </w:rPr>
+        <w:t>Input:</w:t>
+      </w:r>
+    </w:p>
+    <w:p>
+      <w:pPr>
+        <w:spacing w:after="0"/>
+        <w:rPr>
+          <w:lang w:val="en-GB"/>
+        </w:rPr>
+      </w:pPr>
+      <w:r>
+        <w:rPr>
+          <w:lang w:val="en-GB"/>
+        </w:rPr>
+        <w:t>This is good.</w:t>
+      </w:r>
+    </w:p>
+    <w:p>
+      <w:pPr>
+        <w:spacing w:after="0"/>
+        <w:rPr>
+          <w:lang w:val="en-GB"/>
+        </w:rPr>
+      </w:pPr>
+      <w:proofErr w:type="spellStart"/>
+      <w:r>
+        <w:rPr>
+          <w:lang w:val="en-GB"/>
+        </w:rPr>
+        <w:t>i</w:t>
+      </w:r>
+      <w:proofErr w:type="spellEnd"/>
+      <w:r>
+        <w:rPr>
+          <w:lang w:val="en-GB"/>
+        </w:rPr>
+        <w:t xml:space="preserve"> s</w:t>
+      </w:r>
+    </w:p>
+    <w:p>
+      <w:pPr>
+        <w:spacing w:after="0"/>
+        <w:rPr>
+          <w:b/>
+          <w:bCs/>
+          <w:lang w:val="en-GB"/>
+        </w:rPr>
+      </w:pPr>
+      <w:r>
+        <w:rPr>
+          <w:b/>
+          <w:bCs/>
+          <w:lang w:val="en-GB"/>
+        </w:rPr>
+        <w:lastRenderedPageBreak/>
+        <w:t>Output:</w:t>
+      </w:r>
+    </w:p>
+    <w:p>
+      <w:pPr>
+        <w:spacing w:after="0"/>
+        <w:rPr>
+          <w:lang w:val="en-GB"/>
+        </w:rPr>
+      </w:pPr>
+      <w:proofErr w:type="spellStart"/>
+      <w:r>
+        <w:rPr>
+          <w:lang w:val="en-GB"/>
+        </w:rPr>
+        <w:t>Thsi</w:t>
+      </w:r>
+      <w:proofErr w:type="spellEnd"/>
+      <w:r>
+        <w:rPr>
+          <w:lang w:val="en-GB"/>
+        </w:rPr>
+        <w:t xml:space="preserve"> </w:t>
+      </w:r>
+      <w:proofErr w:type="spellStart"/>
+      <w:r>
+        <w:rPr>
+          <w:lang w:val="en-GB"/>
+        </w:rPr>
+        <w:t>si</w:t>
+      </w:r>
+      <w:proofErr w:type="spellEnd"/>
+      <w:r>
+        <w:rPr>
+          <w:lang w:val="en-GB"/>
+        </w:rPr>
+        <w:t xml:space="preserve"> good. </w:t>
+      </w:r>
+    </w:p>
+    <w:p>
+      <w:pPr>
+        <w:spacing w:after="0"/>
+        <w:rPr>
+          <w:lang w:val="en-GB"/>
+        </w:rPr>
+      </w:pPr>
+    </w:p>
+    <w:p>
+      <w:pPr>
+        <w:pStyle w:val="ListParagraph"/>
+        <w:numPr>
+          <w:ilvl w:val="0"/>
+          <w:numId w:val="1"/>
+        </w:numPr>
+        <w:spacing w:after="0"/>
+        <w:rPr>
+          <w:lang w:val="en-GB"/>
+        </w:rPr>
+      </w:pPr>
+      <w:r>
+        <w:rPr>
+          <w:lang w:val="en-GB"/>
+        </w:rPr>
+        <w:t>Write each word twice in the given string.</w:t>
+      </w:r>
+    </w:p>
+    <w:p>
+      <w:pPr>
+        <w:spacing w:after="0"/>
+        <w:rPr>
+          <w:b/>
+          <w:bCs/>
+          <w:lang w:val="en-GB"/>
+        </w:rPr>
+      </w:pPr>
+      <w:r>
+        <w:rPr>
+          <w:b/>
+          <w:bCs/>
+          <w:lang w:val="en-GB"/>
+        </w:rPr>
+        <w:t>Input:</w:t>
+      </w:r>
+    </w:p>
+    <w:p>
+      <w:pPr>
+        <w:spacing w:after="0"/>
+        <w:rPr>
+          <w:lang w:val="en-GB"/>
+        </w:rPr>
+      </w:pPr>
+      <w:r>
+        <w:rPr>
+          <w:lang w:val="en-GB"/>
+        </w:rPr>
+        <w:t>Hello, this is string.</w:t>
+      </w:r>
+    </w:p>
+    <w:p>
+      <w:pPr>
+        <w:spacing w:after="0"/>
+        <w:rPr>
+          <w:b/>
+          <w:bCs/>
+          <w:lang w:val="en-GB"/>
+        </w:rPr>
+      </w:pPr>
+      <w:r>
+        <w:rPr>
+          <w:b/>
+          <w:bCs/>
+          <w:lang w:val="en-GB"/>
+        </w:rPr>
+        <w:t>Output:</w:t>
+      </w:r>
+    </w:p>
+    <w:p>
+      <w:pPr>
+        <w:spacing w:after="0"/>
+        <w:rPr>
+          <w:lang w:val="en-GB"/>
+        </w:rPr>
+      </w:pPr>
+      <w:r>
+        <w:rPr>
+          <w:lang w:val="en-GB"/>
+        </w:rPr>
+        <w:t xml:space="preserve">Hello, </w:t>
+      </w:r>
+      <w:proofErr w:type="gramStart"/>
+      <w:r>
+        <w:rPr>
+          <w:lang w:val="en-GB"/>
+        </w:rPr>
+        <w:t>Hello</w:t>
+      </w:r>
+      <w:proofErr w:type="gramEnd"/>
+      <w:r>
+        <w:rPr>
+          <w:lang w:val="en-GB"/>
+        </w:rPr>
+        <w:t xml:space="preserve">, this this is </w:t>
+      </w:r>
+      <w:proofErr w:type="spellStart"/>
+      <w:r>
+        <w:rPr>
+          <w:lang w:val="en-GB"/>
+        </w:rPr>
+        <w:t>is</w:t>
+      </w:r>
+      <w:proofErr w:type="spellEnd"/>
+      <w:r>
+        <w:rPr>
+          <w:lang w:val="en-GB"/>
+        </w:rPr>
+        <w:t xml:space="preserve"> string. </w:t>
+      </w:r>
+      <w:proofErr w:type="spellStart"/>
+      <w:r>
+        <w:rPr>
+          <w:lang w:val="en-GB"/>
+        </w:rPr>
+        <w:t>stirng</w:t>
+      </w:r>
+      <w:proofErr w:type="spellEnd"/>
+      <w:r>
+        <w:rPr>
+          <w:lang w:val="en-GB"/>
+        </w:rPr>
+        <w:t>.</w:t>
+      </w:r>
+    </w:p>
+    <w:p>
+      <w:pPr>
+        <w:spacing w:after="0"/>
+        <w:rPr>
+          <w:lang w:val="en-GB"/>
+        </w:rPr>
+      </w:pPr>
+    </w:p>
+    <w:p>
+      <w:pPr>
+        <w:spacing w:after="0"/>
+        <w:rPr>
+          <w:lang w:val="en-GB"/>
+        </w:rPr>
+      </w:pPr>
+      <w:r>
+        <w:rPr>
+          <w:lang w:val="en-GB"/>
+        </w:rPr>
+        <w:t xml:space="preserve">Q4. In a </w:t>
+      </w:r>
+      <w:proofErr w:type="gramStart"/>
+      <w:r>
+        <w:rPr>
+          <w:lang w:val="en-GB"/>
+        </w:rPr>
+        <w:t>two dimensional</w:t>
+      </w:r>
+      <w:proofErr w:type="gramEnd"/>
+      <w:r>
+        <w:rPr>
+          <w:lang w:val="en-GB"/>
+        </w:rPr>
+        <w:t xml:space="preserve"> array of order N*N </w:t>
+      </w:r>
+      <w:proofErr w:type="gramStart"/>
+      <w:r>
+        <w:rPr>
+          <w:lang w:val="en-GB"/>
+        </w:rPr>
+        <w:t>print</w:t>
+      </w:r>
+      <w:proofErr w:type="gramEnd"/>
+      <w:r>
+        <w:rPr>
+          <w:lang w:val="en-GB"/>
+        </w:rPr>
+        <w:t xml:space="preserve"> the diagonal and reverse diagonal.</w:t>
+      </w:r>
+    </w:p>
+    <w:p>
+      <w:pPr>
+        <w:spacing w:after="0"/>
+        <w:rPr>
+          <w:b/>
+          <w:bCs/>
+          <w:lang w:val="en-GB"/>
+        </w:rPr>
+      </w:pPr>
+      <w:r>
+        <w:rPr>
+          <w:b/>
+          <w:bCs/>
+          <w:lang w:val="en-GB"/>
+        </w:rPr>
+        <w:t>Input:</w:t>
+      </w:r>
+    </w:p>
+    <w:p>
+      <w:pPr>
+        <w:spacing w:after="0"/>
+        <w:rPr>
+          <w:lang w:val="en-GB"/>
+        </w:rPr>
+      </w:pPr>
+      <w:r>
+        <w:rPr>
+          <w:lang w:val="en-GB"/>
+        </w:rPr>
+        <w:t>5</w:t>
+      </w:r>
+    </w:p>
+    <w:p>
+      <w:pPr>
+        <w:spacing w:after="0"/>
+        <w:rPr>
+          <w:lang w:val="en-GB"/>
+        </w:rPr>
+      </w:pPr>
+      <w:r>
+        <w:rPr>
+          <w:lang w:val="en-GB"/>
+        </w:rPr>
+        <w:t xml:space="preserve">1 2 3 4 5 </w:t>
+      </w:r>
+    </w:p>
+    <w:p>
+      <w:pPr>
+        <w:spacing w:after="0"/>
+        <w:rPr>
+          <w:lang w:val="en-GB"/>
+        </w:rPr>
+      </w:pPr>
+      <w:r>
+        <w:rPr>
+          <w:lang w:val="en-GB"/>
+        </w:rPr>
+        <w:t>6 7 8 9 10</w:t>
+      </w:r>
+    </w:p>
+    <w:p>
+      <w:pPr>
+        <w:spacing w:after="0"/>
+        <w:rPr>
+          <w:lang w:val="en-GB"/>
+        </w:rPr>
+      </w:pPr>
+      <w:r>
+        <w:rPr>
+          <w:lang w:val="en-GB"/>
+        </w:rPr>
+        <w:t>1 2 3 4 5</w:t>
+      </w:r>
+    </w:p>
+    <w:p>
+      <w:pPr>
+        <w:spacing w:after="0"/>
+        <w:rPr>
+          <w:lang w:val="en-GB"/>
+        </w:rPr>
+      </w:pPr>
+      <w:r>
+        <w:rPr>
+          <w:lang w:val="en-GB"/>
+        </w:rPr>
+        <w:t>6 7 8 9 10</w:t>
+      </w:r>
+    </w:p>
+    <w:p>
+      <w:pPr>
+        <w:spacing w:after="0"/>
+        <w:rPr>
+          <w:lang w:val="en-GB"/>
+        </w:rPr>
+      </w:pPr>
+      <w:r>
+        <w:rPr>
+          <w:lang w:val="en-GB"/>
+        </w:rPr>
+        <w:t>4 4 4 4 4</w:t>
+      </w:r>
+    </w:p>
+    <w:p>
+      <w:pPr>
+        <w:spacing w:after="0"/>
+        <w:rPr>
+          <w:b/>
+          <w:bCs/>
+          <w:lang w:val="en-GB"/>
+        </w:rPr>
+      </w:pPr>
+      <w:r>
+        <w:rPr>
+          <w:b/>
+          <w:bCs/>
+          <w:lang w:val="en-GB"/>
+        </w:rPr>
+        <w:t>Output:</w:t>
+      </w:r>
+    </w:p>
+    <w:p>
+      <w:pPr>
+        <w:spacing w:after="0"/>
+        <w:rPr>
+          <w:lang w:val="en-GB"/>
+        </w:rPr>
+      </w:pPr>
+      <w:r>
+        <w:rPr>
+          <w:lang w:val="en-GB"/>
+        </w:rPr>
+        <w:t>1 7 3 9 4</w:t>
+      </w:r>
+    </w:p>
+    <w:p>
+      <w:pPr>
+        <w:spacing w:after="0"/>
+        <w:rPr>
+          <w:lang w:val="en-GB"/>
+        </w:rPr>
+      </w:pPr>
+      <w:r>
+        <w:rPr>
+          <w:lang w:val="en-GB"/>
+        </w:rPr>
+        <w:t xml:space="preserve">5 9 3 7 4  </w:t>
+      </w:r>
+    </w:p>
+    <w:p>
+      <w:pPr>
+        <w:pStyle w:val="ListParagraph"/>
+        <w:numPr>
+          <w:ilvl w:val="0"/>
+          <w:numId w:val="1"/>
+        </w:numPr>
+        <w:spacing w:after="0"/>
+        <w:rPr>
+          <w:sz w:val="28"/>
+          <w:szCs w:val="28"/>
+          <w:lang w:val="en-GB"/>
+        </w:rPr>
+      </w:pPr>
+      <w:r>
+        <w:rPr>
+          <w:sz w:val="28"/>
+          <w:szCs w:val="28"/>
+          <w:lang w:val="en-GB"/>
+        </w:rPr>
+        <w:t>Given is code for each lowercase character. For the given string generate encoded string. For any other character, same output will be there.</w:t>
+      </w:r>
+    </w:p>
+    <w:p>
+      <w:pPr>
+        <w:spacing w:after="0"/>
+        <w:rPr>
+          <w:sz w:val="28"/>
+          <w:szCs w:val="28"/>
+          <w:lang w:val="en-GB"/>
+        </w:rPr>
+      </w:pPr>
+      <w:r>
+        <w:rPr>
+          <w:sz w:val="28"/>
+          <w:szCs w:val="28"/>
+          <w:lang w:val="en-GB"/>
+        </w:rPr>
+        <w:t xml:space="preserve">a b c d e f g h </w:t>
+      </w:r>
+      <w:proofErr w:type="spellStart"/>
+      <w:r>
+        <w:rPr>
+          <w:sz w:val="28"/>
+          <w:szCs w:val="28"/>
+          <w:lang w:val="en-GB"/>
+        </w:rPr>
+        <w:t>i</w:t>
+      </w:r>
+      <w:proofErr w:type="spellEnd"/>
+      <w:r>
+        <w:rPr>
+          <w:sz w:val="28"/>
+          <w:szCs w:val="28"/>
+          <w:lang w:val="en-GB"/>
+        </w:rPr>
+        <w:t xml:space="preserve"> j k l m n o p q r </w:t>
+      </w:r>
+      <w:r>
+        <w:rPr>
+          <w:sz w:val="28"/>
+          <w:szCs w:val="28"/>
+          <w:lang w:val="en-GB"/>
+        </w:rPr>
+        <w:t>–</w:t>
+      </w:r>
+      <w:r>
+        <w:rPr>
+          <w:sz w:val="28"/>
+          <w:szCs w:val="28"/>
+          <w:lang w:val="en-GB"/>
+        </w:rPr>
+        <w:t xml:space="preserve">s t u v w x y z </w:t>
+      </w:r>
+    </w:p>
+    <w:p>
+      <w:pPr>
+        <w:spacing w:after="0"/>
+        <w:rPr>
+          <w:sz w:val="28"/>
+          <w:szCs w:val="28"/>
+          <w:lang w:val="en-GB"/>
+        </w:rPr>
+      </w:pPr>
+      <w:r>
+        <w:rPr>
+          <w:sz w:val="28"/>
+          <w:szCs w:val="28"/>
+          <w:lang w:val="en-GB"/>
+        </w:rPr>
+        <w:t xml:space="preserve">d e f h g </w:t>
+      </w:r>
+      <w:proofErr w:type="spellStart"/>
+      <w:r>
+        <w:rPr>
+          <w:sz w:val="28"/>
+          <w:szCs w:val="28"/>
+          <w:lang w:val="en-GB"/>
+        </w:rPr>
+        <w:t>i</w:t>
+      </w:r>
+      <w:proofErr w:type="spellEnd"/>
+      <w:r>
+        <w:rPr>
+          <w:sz w:val="28"/>
+          <w:szCs w:val="28"/>
+          <w:lang w:val="en-GB"/>
+        </w:rPr>
+        <w:t xml:space="preserve"> j k l m n p o q r s u t v w x y z a b c </w:t>
+      </w:r>
+    </w:p>
+    <w:p>
+      <w:pPr>
+        <w:spacing w:after="0"/>
+        <w:rPr>
+          <w:sz w:val="28"/>
+          <w:szCs w:val="28"/>
+          <w:lang w:val="en-GB"/>
+        </w:rPr>
+      </w:pPr>
+      <w:r>
+        <w:rPr>
+          <w:b/>
+          <w:bCs/>
+          <w:sz w:val="28"/>
+          <w:szCs w:val="28"/>
+          <w:lang w:val="en-GB"/>
+        </w:rPr>
+        <w:t>Input</w:t>
+      </w:r>
+      <w:r>
+        <w:rPr>
+          <w:sz w:val="28"/>
+          <w:szCs w:val="28"/>
+          <w:lang w:val="en-GB"/>
+        </w:rPr>
+        <w:t>:</w:t>
+      </w:r>
+    </w:p>
+    <w:p>
+      <w:pPr>
+        <w:spacing w:after="0"/>
+        <w:rPr>
+          <w:sz w:val="28"/>
+          <w:szCs w:val="28"/>
+          <w:lang w:val="en-GB"/>
+        </w:rPr>
+      </w:pPr>
+      <w:r>
+        <w:rPr>
+          <w:sz w:val="28"/>
+          <w:szCs w:val="28"/>
+          <w:lang w:val="en-GB"/>
+        </w:rPr>
+        <w:t xml:space="preserve">d e f h g </w:t>
+      </w:r>
+      <w:proofErr w:type="spellStart"/>
+      <w:r>
+        <w:rPr>
+          <w:sz w:val="28"/>
+          <w:szCs w:val="28"/>
+          <w:lang w:val="en-GB"/>
+        </w:rPr>
+        <w:t>i</w:t>
+      </w:r>
+      <w:proofErr w:type="spellEnd"/>
+      <w:r>
+        <w:rPr>
+          <w:sz w:val="28"/>
+          <w:szCs w:val="28"/>
+          <w:lang w:val="en-GB"/>
+        </w:rPr>
+        <w:t xml:space="preserve"> j k l m n p o q r s u t v w x y z a b c </w:t>
+      </w:r>
+    </w:p>
+    <w:p>
+      <w:pPr>
+        <w:spacing w:after="0"/>
+        <w:rPr>
+          <w:sz w:val="28"/>
+          <w:szCs w:val="28"/>
+          <w:lang w:val="en-GB"/>
+        </w:rPr>
+      </w:pPr>
+      <w:r>
+        <w:rPr>
+          <w:sz w:val="28"/>
+          <w:szCs w:val="28"/>
+          <w:lang w:val="en-GB"/>
+        </w:rPr>
+        <w:t>hello g</w:t>
+      </w:r>
+    </w:p>
+    <w:p>
+      <w:pPr>
+        <w:spacing w:after="0"/>
+        <w:rPr>
+          <w:sz w:val="28"/>
+          <w:szCs w:val="28"/>
+          <w:lang w:val="en-GB"/>
+        </w:rPr>
+      </w:pPr>
+      <w:r>
+        <w:rPr>
+          <w:b/>
+          <w:bCs/>
+          <w:sz w:val="28"/>
+          <w:szCs w:val="28"/>
+          <w:lang w:val="en-GB"/>
+        </w:rPr>
+        <w:t>output</w:t>
+      </w:r>
+      <w:r>
+        <w:rPr>
+          <w:sz w:val="28"/>
+          <w:szCs w:val="28"/>
+          <w:lang w:val="en-GB"/>
+        </w:rPr>
+        <w:t>:</w:t>
+      </w:r>
+    </w:p>
+    <w:p>
+      <w:pPr>
+        <w:spacing w:after="0"/>
+        <w:rPr>
+          <w:sz w:val="28"/>
+          <w:szCs w:val="28"/>
+          <w:lang w:val="en-GB"/>
+        </w:rPr>
+      </w:pPr>
+      <w:proofErr w:type="spellStart"/>
+      <w:r>
+        <w:rPr>
+          <w:sz w:val="28"/>
+          <w:szCs w:val="28"/>
+          <w:lang w:val="en-GB"/>
+        </w:rPr>
+        <w:t>lgppr</w:t>
+      </w:r>
+      <w:proofErr w:type="spellEnd"/>
+      <w:r>
+        <w:rPr>
+          <w:sz w:val="28"/>
+          <w:szCs w:val="28"/>
+          <w:lang w:val="en-GB"/>
+        </w:rPr>
+        <w:t xml:space="preserve"> j</w:t>
+      </w:r>
+    </w:p>
+    <w:p>
+      <w:pPr>
+        <w:spacing w:after="0"/>
+        <w:rPr>
+          <w:sz w:val="28"/>
+          <w:szCs w:val="28"/>
+          <w:lang w:val="en-GB"/>
+        </w:rPr>
+      </w:pPr>
+      <w:r>
+        <w:rPr>
+          <w:b/>
+          <w:bCs/>
+          <w:sz w:val="28"/>
+          <w:szCs w:val="28"/>
+          <w:lang w:val="en-GB"/>
+        </w:rPr>
+        <w:t>Explanation</w:t>
+      </w:r>
+      <w:r>
+        <w:rPr>
+          <w:sz w:val="28"/>
+          <w:szCs w:val="28"/>
+          <w:lang w:val="en-GB"/>
+        </w:rPr>
+        <w:t>:</w:t>
+      </w:r>
+    </w:p>
+    <w:p>
+      <w:pPr>
+        <w:spacing w:after="0"/>
+        <w:rPr>
+          <w:sz w:val="28"/>
+          <w:szCs w:val="28"/>
+          <w:lang w:val="en-GB"/>
+        </w:rPr>
+      </w:pPr>
+      <w:r>
+        <w:rPr>
+          <w:sz w:val="28"/>
+          <w:szCs w:val="28"/>
+          <w:lang w:val="en-GB"/>
+        </w:rPr>
+        <w:t xml:space="preserve">h replaced with l, </w:t>
+      </w:r>
+      <w:proofErr w:type="spellStart"/>
+      <w:r>
+        <w:rPr>
+          <w:sz w:val="28"/>
+          <w:szCs w:val="28"/>
+          <w:lang w:val="en-GB"/>
+        </w:rPr>
+        <w:t>e</w:t>
+      </w:r>
+      <w:proofErr w:type="spellEnd"/>
+      <w:r>
+        <w:rPr>
+          <w:sz w:val="28"/>
+          <w:szCs w:val="28"/>
+          <w:lang w:val="en-GB"/>
+        </w:rPr>
+        <w:t xml:space="preserve"> replaced with g, l replaced with p, o replaced with r, space as it is and g replaced with j.</w:t>
+      </w:r>
+    </w:p>
+    <w:p>
+      <w:pPr>
+        <w:spacing w:after="0"/>
+        <w:rPr>
+          <w:lang w:val="en-GB"/>
+        </w:rPr>
+      </w:pPr>
+    </w:p>
+    <w:p>
+      <w:pPr>
+        <w:pStyle w:val="ListParagraph"/>
+        <w:numPr>
+          <w:ilvl w:val="0"/>
+          <w:numId w:val="1"/>
+        </w:numPr>
+        <w:jc w:val="both"/>
         <w:rPr>
           <w:lang w:val="en-GB"/>
         </w:rPr>
@@ -1801,6 +3529,146 @@
 <file path=word/numbering.xml><?xml version="1.0" encoding="utf-8"?>
 <w:numbering xmlns:wpc="http://schemas.microsoft.com/office/word/2010/wordprocessingCanvas" xmlns:cx="http://schemas.microsoft.com/office/drawing/2014/chartex" xmlns:cx1="http://schemas.microsoft.com/office/drawing/2015/9/8/chartex" xmlns:cx2="http://schemas.microsoft.com/office/drawing/2015/10/21/chartex" xmlns:cx3="http://schemas.microsoft.com/office/drawing/2016/5/9/chartex" xmlns:cx4="http://schemas.microsoft.com/office/drawing/2016/5/10/chartex" xmlns:cx5="http://schemas.microsoft.com/office/drawing/2016/5/11/chartex" xmlns:cx6="http://schemas.microsoft.com/office/drawing/2016/5/12/chartex" xmlns:cx7="http://schemas.microsoft.com/office/drawing/2016/5/13/chartex" xmlns:cx8="http://schemas.microsoft.com/office/drawing/2016/5/14/chartex" xmlns:mc="http://schemas.openxmlformats.org/markup-compatibility/2006" xmlns:aink="http://schemas.microsoft.com/office/drawing/2016/ink" xmlns:am3d="http://schemas.microsoft.com/office/drawing/2017/model3d" xmlns:o="urn:schemas-microsoft-com:office:office" xmlns:oel="http://schemas.microsoft.com/office/2019/extlst" xmlns:r="http://schemas.openxmlformats.org/officeDocument/2006/relationships" xmlns:m="http://schemas.openxmlformats.org/officeDocument/2006/math" xmlns:v="urn:schemas-microsoft-com:vml" xmlns:wp14="http://schemas.microsoft.com/office/word/2010/wordprocessingDrawing" xmlns:wp="http://schemas.openxmlformats.org/drawingml/2006/wordprocessingDrawing" xmlns:w10="urn:schemas-microsoft-com:office:word" xmlns:w="http://schemas.openxmlformats.org/wordprocessingml/2006/main" xmlns:w14="http://schemas.microsoft.com/office/word/2010/wordml" xmlns:w15="http://schemas.microsoft.com/office/word/2012/wordml" xmlns:w16cex="http://schemas.microsoft.com/office/word/2018/wordml/cex" xmlns:w16cid="http://schemas.microsoft.com/office/word/2016/wordml/cid" xmlns:w16="http://schemas.microsoft.com/office/word/2018/wordml" xmlns:w16du="http://schemas.microsoft.com/office/word/2023/wordml/word16du" xmlns:w16sdtdh="http://schemas.microsoft.com/office/word/2020/wordml/sdtdatahash" xmlns:w16sdtfl="http://schemas.microsoft.com/office/word/2024/wordml/sdtformatlock" xmlns:w16se="http://schemas.microsoft.com/office/word/2015/wordml/symex" xmlns:wpg="http://schemas.microsoft.com/office/word/2010/wordprocessingGroup" xmlns:wpi="http://schemas.microsoft.com/office/word/2010/wordprocessingInk" xmlns:wne="http://schemas.microsoft.com/office/word/2006/wordml" xmlns:wps="http://schemas.microsoft.com/office/word/2010/wordprocessingShape" mc:Ignorable="w14 w15 w16se w16cid w16 w16cex w16sdtdh w16sdtfl w16du wp14">
   <w:abstractNum w:abstractNumId="0" w15:restartNumberingAfterBreak="0">
+    <w:nsid w:val="15841E92"/>
+    <w:multiLevelType w:val="hybridMultilevel"/>
+    <w:tmpl w:val="E95ABA2E"/>
+    <w:lvl w:ilvl="0" w:tplc="E57EC5D8">
+      <w:start w:val="1"/>
+      <w:numFmt w:val="bullet"/>
+      <w:lvlText w:val="•"/>
+      <w:lvlJc w:val="left"/>
+      <w:pPr>
+        <w:tabs>
+          <w:tab w:val="num" w:pos="720"/>
+        </w:tabs>
+        <w:ind w:left="720" w:hanging="360"/>
+      </w:pPr>
+      <w:rPr>
+        <w:rFonts w:ascii="Arial" w:hAnsi="Arial" w:hint="default"/>
+      </w:rPr>
+    </w:lvl>
+    <w:lvl w:ilvl="1" w:tplc="6EE0FC34" w:tentative="1">
+      <w:start w:val="1"/>
+      <w:numFmt w:val="bullet"/>
+      <w:lvlText w:val="•"/>
+      <w:lvlJc w:val="left"/>
+      <w:pPr>
+        <w:tabs>
+          <w:tab w:val="num" w:pos="1440"/>
+        </w:tabs>
+        <w:ind w:left="1440" w:hanging="360"/>
+      </w:pPr>
+      <w:rPr>
+        <w:rFonts w:ascii="Arial" w:hAnsi="Arial" w:hint="default"/>
+      </w:rPr>
+    </w:lvl>
+    <w:lvl w:ilvl="2" w:tplc="E81ABD72" w:tentative="1">
+      <w:start w:val="1"/>
+      <w:numFmt w:val="bullet"/>
+      <w:lvlText w:val="•"/>
+      <w:lvlJc w:val="left"/>
+      <w:pPr>
+        <w:tabs>
+          <w:tab w:val="num" w:pos="2160"/>
+        </w:tabs>
+        <w:ind w:left="2160" w:hanging="360"/>
+      </w:pPr>
+      <w:rPr>
+        <w:rFonts w:ascii="Arial" w:hAnsi="Arial" w:hint="default"/>
+      </w:rPr>
+    </w:lvl>
+    <w:lvl w:ilvl="3" w:tplc="309E788C" w:tentative="1">
+      <w:start w:val="1"/>
+      <w:numFmt w:val="bullet"/>
+      <w:lvlText w:val="•"/>
+      <w:lvlJc w:val="left"/>
+      <w:pPr>
+        <w:tabs>
+          <w:tab w:val="num" w:pos="2880"/>
+        </w:tabs>
+        <w:ind w:left="2880" w:hanging="360"/>
+      </w:pPr>
+      <w:rPr>
+        <w:rFonts w:ascii="Arial" w:hAnsi="Arial" w:hint="default"/>
+      </w:rPr>
+    </w:lvl>
+    <w:lvl w:ilvl="4" w:tplc="3800CD04" w:tentative="1">
+      <w:start w:val="1"/>
+      <w:numFmt w:val="bullet"/>
+      <w:lvlText w:val="•"/>
+      <w:lvlJc w:val="left"/>
+      <w:pPr>
+        <w:tabs>
+          <w:tab w:val="num" w:pos="3600"/>
+        </w:tabs>
+        <w:ind w:left="3600" w:hanging="360"/>
+      </w:pPr>
+      <w:rPr>
+        <w:rFonts w:ascii="Arial" w:hAnsi="Arial" w:hint="default"/>
+      </w:rPr>
+    </w:lvl>
+    <w:lvl w:ilvl="5" w:tplc="9EF0FB2E" w:tentative="1">
+      <w:start w:val="1"/>
+      <w:numFmt w:val="bullet"/>
+      <w:lvlText w:val="•"/>
+      <w:lvlJc w:val="left"/>
+      <w:pPr>
+        <w:tabs>
+          <w:tab w:val="num" w:pos="4320"/>
+        </w:tabs>
+        <w:ind w:left="4320" w:hanging="360"/>
+      </w:pPr>
+      <w:rPr>
+        <w:rFonts w:ascii="Arial" w:hAnsi="Arial" w:hint="default"/>
+      </w:rPr>
+    </w:lvl>
+    <w:lvl w:ilvl="6" w:tplc="A5869328" w:tentative="1">
+      <w:start w:val="1"/>
+      <w:numFmt w:val="bullet"/>
+      <w:lvlText w:val="•"/>
+      <w:lvlJc w:val="left"/>
+      <w:pPr>
+        <w:tabs>
+          <w:tab w:val="num" w:pos="5040"/>
+        </w:tabs>
+        <w:ind w:left="5040" w:hanging="360"/>
+      </w:pPr>
+      <w:rPr>
+        <w:rFonts w:ascii="Arial" w:hAnsi="Arial" w:hint="default"/>
+      </w:rPr>
+    </w:lvl>
+    <w:lvl w:ilvl="7" w:tplc="F6CEE852" w:tentative="1">
+      <w:start w:val="1"/>
+      <w:numFmt w:val="bullet"/>
+      <w:lvlText w:val="•"/>
+      <w:lvlJc w:val="left"/>
+      <w:pPr>
+        <w:tabs>
+          <w:tab w:val="num" w:pos="5760"/>
+        </w:tabs>
+        <w:ind w:left="5760" w:hanging="360"/>
+      </w:pPr>
+      <w:rPr>
+        <w:rFonts w:ascii="Arial" w:hAnsi="Arial" w:hint="default"/>
+      </w:rPr>
+    </w:lvl>
+    <w:lvl w:ilvl="8" w:tplc="4CC0D4D0" w:tentative="1">
+      <w:start w:val="1"/>
+      <w:numFmt w:val="bullet"/>
+      <w:lvlText w:val="•"/>
+      <w:lvlJc w:val="left"/>
+      <w:pPr>
+        <w:tabs>
+          <w:tab w:val="num" w:pos="6480"/>
+        </w:tabs>
+        <w:ind w:left="6480" w:hanging="360"/>
+      </w:pPr>
+      <w:rPr>
+        <w:rFonts w:ascii="Arial" w:hAnsi="Arial" w:hint="default"/>
+      </w:rPr>
+    </w:lvl>
+  </w:abstractNum>
+  <w:abstractNum w:abstractNumId="1" w15:restartNumberingAfterBreak="0">
     <w:nsid w:val="50300937"/>
     <w:multiLevelType w:val="hybridMultilevel"/>
     <w:tmpl w:val="CB1C9F34"/>
@@ -1889,8 +3757,103 @@
       </w:pPr>
     </w:lvl>
   </w:abstractNum>
+  <w:abstractNum w:abstractNumId="2" w15:restartNumberingAfterBreak="0">
+    <w:nsid w:val="5C2D77BF"/>
+    <w:multiLevelType w:val="hybridMultilevel"/>
+    <w:tmpl w:val="420E9178"/>
+    <w:lvl w:ilvl="0" w:tplc="025266B8">
+      <w:start w:val="1"/>
+      <w:numFmt w:val="lowerLetter"/>
+      <w:lvlText w:val="(%1)"/>
+      <w:lvlJc w:val="left"/>
+      <w:pPr>
+        <w:ind w:left="1080" w:hanging="360"/>
+      </w:pPr>
+      <w:rPr>
+        <w:rFonts w:hint="default"/>
+      </w:rPr>
+    </w:lvl>
+    <w:lvl w:ilvl="1" w:tplc="40090019" w:tentative="1">
+      <w:start w:val="1"/>
+      <w:numFmt w:val="lowerLetter"/>
+      <w:lvlText w:val="%2."/>
+      <w:lvlJc w:val="left"/>
+      <w:pPr>
+        <w:ind w:left="1800" w:hanging="360"/>
+      </w:pPr>
+    </w:lvl>
+    <w:lvl w:ilvl="2" w:tplc="4009001B" w:tentative="1">
+      <w:start w:val="1"/>
+      <w:numFmt w:val="lowerRoman"/>
+      <w:lvlText w:val="%3."/>
+      <w:lvlJc w:val="right"/>
+      <w:pPr>
+        <w:ind w:left="2520" w:hanging="180"/>
+      </w:pPr>
+    </w:lvl>
+    <w:lvl w:ilvl="3" w:tplc="4009000F" w:tentative="1">
+      <w:start w:val="1"/>
+      <w:numFmt w:val="decimal"/>
+      <w:lvlText w:val="%4."/>
+      <w:lvlJc w:val="left"/>
+      <w:pPr>
+        <w:ind w:left="3240" w:hanging="360"/>
+      </w:pPr>
+    </w:lvl>
+    <w:lvl w:ilvl="4" w:tplc="40090019" w:tentative="1">
+      <w:start w:val="1"/>
+      <w:numFmt w:val="lowerLetter"/>
+      <w:lvlText w:val="%5."/>
+      <w:lvlJc w:val="left"/>
+      <w:pPr>
+        <w:ind w:left="3960" w:hanging="360"/>
+      </w:pPr>
+    </w:lvl>
+    <w:lvl w:ilvl="5" w:tplc="4009001B" w:tentative="1">
+      <w:start w:val="1"/>
+      <w:numFmt w:val="lowerRoman"/>
+      <w:lvlText w:val="%6."/>
+      <w:lvlJc w:val="right"/>
+      <w:pPr>
+        <w:ind w:left="4680" w:hanging="180"/>
+      </w:pPr>
+    </w:lvl>
+    <w:lvl w:ilvl="6" w:tplc="4009000F" w:tentative="1">
+      <w:start w:val="1"/>
+      <w:numFmt w:val="decimal"/>
+      <w:lvlText w:val="%7."/>
+      <w:lvlJc w:val="left"/>
+      <w:pPr>
+        <w:ind w:left="5400" w:hanging="360"/>
+      </w:pPr>
+    </w:lvl>
+    <w:lvl w:ilvl="7" w:tplc="40090019" w:tentative="1">
+      <w:start w:val="1"/>
+      <w:numFmt w:val="lowerLetter"/>
+      <w:lvlText w:val="%8."/>
+      <w:lvlJc w:val="left"/>
+      <w:pPr>
+        <w:ind w:left="6120" w:hanging="360"/>
+      </w:pPr>
+    </w:lvl>
+    <w:lvl w:ilvl="8" w:tplc="4009001B" w:tentative="1">
+      <w:start w:val="1"/>
+      <w:numFmt w:val="lowerRoman"/>
+      <w:lvlText w:val="%9."/>
+      <w:lvlJc w:val="right"/>
+      <w:pPr>
+        <w:ind w:left="6840" w:hanging="180"/>
+      </w:pPr>
+    </w:lvl>
+  </w:abstractNum>
   <w:num w:numId="1" w16cid:durableId="680549259">
+    <w:abstractNumId w:val="1"/>
+  </w:num>
+  <w:num w:numId="2" w16cid:durableId="1956709480">
     <w:abstractNumId w:val="0"/>
+  </w:num>
+  <w:num w:numId="3" w16cid:durableId="1039206713">
+    <w:abstractNumId w:val="2"/>
   </w:num>
 </w:numbering>
 </file>
